--- a/docassemble/PowerOfAttorneyRevocation/data/templates/poa_revocation_property.docx
+++ b/docassemble/PowerOfAttorneyRevocation/data/templates/poa_revocation_property.docx
@@ -19,7 +19,6 @@
       <w:pPr>
         <w:pStyle w:val="CM2"/>
       </w:pPr>
-      <w:proofErr w:type="gramStart"/>
       <w:r>
         <w:t xml:space="preserve">{{ </w:t>
       </w:r>
@@ -28,26 +27,14 @@
         <w:t>property_agent.</w:t>
       </w:r>
       <w:r>
-        <w:t>name</w:t>
-      </w:r>
-      <w:proofErr w:type="gramEnd"/>
-      <w:r>
-        <w:t>_</w:t>
-      </w:r>
-      <w:proofErr w:type="gramStart"/>
-      <w:r>
-        <w:t>full</w:t>
+        <w:t>name_full</w:t>
       </w:r>
       <w:proofErr w:type="spellEnd"/>
       <w:r>
         <w:t>()</w:t>
       </w:r>
       <w:r>
-        <w:t xml:space="preserve"> }</w:t>
-      </w:r>
-      <w:proofErr w:type="gramEnd"/>
-      <w:r>
-        <w:t>}</w:t>
+        <w:t xml:space="preserve"> }}</w:t>
       </w:r>
     </w:p>
     <w:p>
@@ -63,30 +50,14 @@
       </w:r>
       <w:proofErr w:type="spellEnd"/>
       <w:r>
-        <w:t xml:space="preserve"> == True </w:t>
-      </w:r>
-      <w:proofErr w:type="gramStart"/>
-      <w:r>
-        <w:t>%}</w:t>
+        <w:t xml:space="preserve"> == True %}</w:t>
       </w:r>
       <w:r>
         <w:t xml:space="preserve">{{ </w:t>
       </w:r>
       <w:proofErr w:type="spellStart"/>
       <w:r>
-        <w:t>property</w:t>
-      </w:r>
-      <w:proofErr w:type="gramEnd"/>
-      <w:r>
-        <w:t>_</w:t>
-      </w:r>
-      <w:proofErr w:type="gramStart"/>
-      <w:r>
-        <w:t>agent.address</w:t>
-      </w:r>
-      <w:proofErr w:type="gramEnd"/>
-      <w:r>
-        <w:t>.line_one</w:t>
+        <w:t>property_agent.address.line_one</w:t>
       </w:r>
       <w:proofErr w:type="spellEnd"/>
       <w:r>
@@ -95,45 +66,23 @@
       <w:r>
         <w:t>bare="True"</w:t>
       </w:r>
-      <w:proofErr w:type="gramStart"/>
       <w:r>
         <w:t>)</w:t>
       </w:r>
       <w:r>
-        <w:t xml:space="preserve"> }</w:t>
-      </w:r>
-      <w:proofErr w:type="gramEnd"/>
-      <w:r>
-        <w:t>}</w:t>
-      </w:r>
-    </w:p>
-    <w:p>
-      <w:pPr>
-        <w:pStyle w:val="Default"/>
-      </w:pPr>
-      <w:proofErr w:type="gramStart"/>
+        <w:t xml:space="preserve"> }}</w:t>
+      </w:r>
+    </w:p>
+    <w:p>
+      <w:pPr>
+        <w:pStyle w:val="Default"/>
+      </w:pPr>
       <w:r>
         <w:t xml:space="preserve">{{ </w:t>
       </w:r>
       <w:proofErr w:type="spellStart"/>
       <w:r>
-        <w:t>property</w:t>
-      </w:r>
-      <w:proofErr w:type="gramEnd"/>
-      <w:r>
-        <w:t>_</w:t>
-      </w:r>
-      <w:proofErr w:type="gramStart"/>
-      <w:r>
-        <w:t>agent.address</w:t>
-      </w:r>
-      <w:proofErr w:type="gramEnd"/>
-      <w:r>
-        <w:t>.line_</w:t>
-      </w:r>
-      <w:proofErr w:type="gramStart"/>
-      <w:r>
-        <w:t>two</w:t>
+        <w:t>property_agent.address.line_two</w:t>
       </w:r>
       <w:proofErr w:type="spellEnd"/>
       <w:r>
@@ -143,57 +92,16 @@
         <w:t xml:space="preserve"> }}</w:t>
       </w:r>
       <w:r>
-        <w:t>{</w:t>
-      </w:r>
-      <w:proofErr w:type="gramEnd"/>
-      <w:r>
-        <w:t xml:space="preserve">% else </w:t>
-      </w:r>
-      <w:proofErr w:type="gramStart"/>
-      <w:r>
-        <w:t>%}{</w:t>
-      </w:r>
-      <w:proofErr w:type="gramEnd"/>
-      <w:r>
-        <w:t>{property_</w:t>
-      </w:r>
-      <w:proofErr w:type="gramStart"/>
-      <w:r>
-        <w:t>agent.intl</w:t>
-      </w:r>
-      <w:proofErr w:type="gramEnd"/>
-      <w:r>
-        <w:t>_address_1}}</w:t>
-      </w:r>
-    </w:p>
-    <w:p>
-      <w:pPr>
-        <w:pStyle w:val="Default"/>
-      </w:pPr>
-      <w:r>
-        <w:t>{{property_</w:t>
-      </w:r>
-      <w:proofErr w:type="gramStart"/>
-      <w:r>
-        <w:t>agent.intl</w:t>
-      </w:r>
-      <w:proofErr w:type="gramEnd"/>
-      <w:r>
-        <w:t>_address_2</w:t>
-      </w:r>
-      <w:proofErr w:type="gramStart"/>
-      <w:r>
-        <w:t>}}{</w:t>
-      </w:r>
-      <w:proofErr w:type="gramEnd"/>
-      <w:r>
-        <w:t xml:space="preserve">% </w:t>
-      </w:r>
-      <w:proofErr w:type="gramStart"/>
-      <w:r>
-        <w:t>endif %}</w:t>
-      </w:r>
-      <w:proofErr w:type="gramEnd"/>
+        <w:t>{% else %}{{property_agent.intl_address_1}}</w:t>
+      </w:r>
+    </w:p>
+    <w:p>
+      <w:pPr>
+        <w:pStyle w:val="Default"/>
+      </w:pPr>
+      <w:r>
+        <w:t>{{property_agent.intl_address_2}}{% endif %}</w:t>
+      </w:r>
     </w:p>
     <w:p>
       <w:pPr>
@@ -210,772 +118,428 @@
         <w:pStyle w:val="CM2"/>
       </w:pPr>
       <w:r>
-        <w:t xml:space="preserve">Dear </w:t>
-      </w:r>
-      <w:proofErr w:type="gramStart"/>
+        <w:t xml:space="preserve">Dear {{ </w:t>
+      </w:r>
+      <w:proofErr w:type="spellStart"/>
+      <w:r>
+        <w:t>property_agent.</w:t>
+      </w:r>
+      <w:r>
+        <w:t>name_full</w:t>
+      </w:r>
+      <w:proofErr w:type="spellEnd"/>
+      <w:r>
+        <w:t>()</w:t>
+      </w:r>
+      <w:r>
+        <w:t xml:space="preserve"> }},</w:t>
+      </w:r>
+    </w:p>
+    <w:p>
+      <w:pPr>
+        <w:pStyle w:val="Default"/>
+      </w:pPr>
+    </w:p>
+    <w:p>
+      <w:pPr>
+        <w:pStyle w:val="Default"/>
+      </w:pPr>
+      <w:r>
+        <w:t>This letter is to let you know that you are no longer my Agent for Power of Attorney for Property</w:t>
+      </w:r>
+      <w:r>
+        <w:t xml:space="preserve">. </w:t>
+      </w:r>
+      <w:r>
+        <w:t>I now take away any power that I gave you over my money or property</w:t>
+      </w:r>
+      <w:r>
+        <w:t xml:space="preserve">{% if </w:t>
+      </w:r>
+      <w:proofErr w:type="spellStart"/>
+      <w:r>
+        <w:t>property_agent_date</w:t>
+      </w:r>
+      <w:proofErr w:type="spellEnd"/>
+      <w:r>
+        <w:t xml:space="preserve"> != “” %}</w:t>
+      </w:r>
+      <w:r>
+        <w:t xml:space="preserve"> in the document dat</w:t>
+      </w:r>
+      <w:r>
+        <w:t xml:space="preserve">ed </w:t>
+      </w:r>
       <w:r>
         <w:t xml:space="preserve">{{ </w:t>
       </w:r>
       <w:proofErr w:type="spellStart"/>
       <w:r>
-        <w:t>property_agent.</w:t>
-      </w:r>
-      <w:r>
-        <w:t>name</w:t>
-      </w:r>
-      <w:proofErr w:type="gramEnd"/>
-      <w:r>
-        <w:t>_</w:t>
-      </w:r>
-      <w:proofErr w:type="gramStart"/>
-      <w:r>
-        <w:t>full</w:t>
+        <w:t>property_agent_date</w:t>
       </w:r>
       <w:proofErr w:type="spellEnd"/>
       <w:r>
+        <w:t>}}</w:t>
+      </w:r>
+      <w:r>
+        <w:t>{% endif %}</w:t>
+      </w:r>
+      <w:r>
+        <w:t xml:space="preserve">. </w:t>
+      </w:r>
+      <w:r>
+        <w:t>Please see the attached notarized document, titled “Notice of Revocation of Durable Power of Attorney” for details.</w:t>
+      </w:r>
+    </w:p>
+    <w:p>
+      <w:pPr>
+        <w:pStyle w:val="Default"/>
+      </w:pPr>
+    </w:p>
+    <w:p>
+      <w:pPr>
+        <w:pStyle w:val="Default"/>
+      </w:pPr>
+    </w:p>
+    <w:p>
+      <w:pPr>
+        <w:pStyle w:val="Default"/>
+      </w:pPr>
+      <w:r>
+        <w:t>_________________________</w:t>
+      </w:r>
+    </w:p>
+    <w:p>
+      <w:pPr>
+        <w:pStyle w:val="Default"/>
+      </w:pPr>
+      <w:r>
+        <w:t xml:space="preserve">{{ </w:t>
+      </w:r>
+      <w:proofErr w:type="spellStart"/>
+      <w:r>
+        <w:t>user.</w:t>
+      </w:r>
+      <w:r>
+        <w:t>name_full</w:t>
+      </w:r>
+      <w:proofErr w:type="spellEnd"/>
+      <w:r>
         <w:t>()</w:t>
       </w:r>
       <w:r>
-        <w:t xml:space="preserve"> }</w:t>
-      </w:r>
-      <w:proofErr w:type="gramEnd"/>
-      <w:r>
-        <w:t>},</w:t>
-      </w:r>
-    </w:p>
-    <w:p>
-      <w:pPr>
-        <w:pStyle w:val="Default"/>
-      </w:pPr>
-    </w:p>
-    <w:p>
-      <w:pPr>
-        <w:pStyle w:val="Default"/>
-      </w:pPr>
-      <w:r>
-        <w:t>This letter is to let you know that you are no longer my Agent for Power of Attorney for Property</w:t>
-      </w:r>
-      <w:r>
-        <w:t xml:space="preserve">. </w:t>
-      </w:r>
-      <w:r>
-        <w:t xml:space="preserve">I now take away any power that I gave you over my money or </w:t>
-      </w:r>
-      <w:proofErr w:type="gramStart"/>
-      <w:r>
-        <w:t>property</w:t>
-      </w:r>
-      <w:r>
-        <w:t>{</w:t>
-      </w:r>
-      <w:proofErr w:type="gramEnd"/>
-      <w:r>
-        <w:t xml:space="preserve">% if </w:t>
+        <w:t xml:space="preserve"> }}</w:t>
+      </w:r>
+    </w:p>
+    <w:p>
+      <w:pPr>
+        <w:pStyle w:val="CM2"/>
+      </w:pPr>
+      <w:r>
+        <w:t xml:space="preserve">{{ </w:t>
       </w:r>
       <w:proofErr w:type="spellStart"/>
       <w:r>
-        <w:t>property_agent_</w:t>
-      </w:r>
-      <w:proofErr w:type="gramStart"/>
-      <w:r>
-        <w:t>date</w:t>
+        <w:t>user.address.line_one</w:t>
       </w:r>
       <w:proofErr w:type="spellEnd"/>
       <w:r>
-        <w:t xml:space="preserve"> !</w:t>
-      </w:r>
-      <w:proofErr w:type="gramEnd"/>
-      <w:r>
-        <w:t>= “” %}</w:t>
-      </w:r>
-      <w:r>
-        <w:t xml:space="preserve"> in the document dat</w:t>
-      </w:r>
-      <w:r>
-        <w:t xml:space="preserve">ed </w:t>
-      </w:r>
-      <w:proofErr w:type="gramStart"/>
+        <w:t>(</w:t>
+      </w:r>
+      <w:r>
+        <w:t>bare=True</w:t>
+      </w:r>
+      <w:r>
+        <w:t>) }}</w:t>
+      </w:r>
+    </w:p>
+    <w:p>
+      <w:pPr>
+        <w:pStyle w:val="CM2"/>
+      </w:pPr>
       <w:r>
         <w:t xml:space="preserve">{{ </w:t>
       </w:r>
       <w:proofErr w:type="spellStart"/>
       <w:r>
-        <w:t>property</w:t>
-      </w:r>
-      <w:proofErr w:type="gramEnd"/>
-      <w:r>
-        <w:t>_agent_date</w:t>
+        <w:t>user.address.line_two</w:t>
       </w:r>
       <w:proofErr w:type="spellEnd"/>
-      <w:proofErr w:type="gramStart"/>
-      <w:r>
-        <w:t>}}</w:t>
-      </w:r>
-      <w:r>
-        <w:t>{</w:t>
-      </w:r>
-      <w:proofErr w:type="gramEnd"/>
-      <w:r>
-        <w:t>% endif %}</w:t>
-      </w:r>
-      <w:r>
-        <w:t xml:space="preserve">. </w:t>
-      </w:r>
-      <w:r>
-        <w:t>Please see the attached notarized document, titled “Notice of Revocation of Durable Power of Attorney” for details.</w:t>
-      </w:r>
-    </w:p>
-    <w:p>
-      <w:pPr>
-        <w:pStyle w:val="Default"/>
-      </w:pPr>
-    </w:p>
-    <w:p>
-      <w:pPr>
-        <w:pStyle w:val="Default"/>
-      </w:pPr>
-    </w:p>
-    <w:p>
-      <w:pPr>
-        <w:pStyle w:val="Default"/>
-      </w:pPr>
-      <w:r>
-        <w:t>_________________________</w:t>
-      </w:r>
-    </w:p>
-    <w:p>
-      <w:pPr>
-        <w:pStyle w:val="Default"/>
-      </w:pPr>
-      <w:proofErr w:type="gramStart"/>
+      <w:r>
+        <w:t>() }}</w:t>
+      </w:r>
+    </w:p>
+    <w:p>
+      <w:pPr>
+        <w:pStyle w:val="Default"/>
+      </w:pPr>
+    </w:p>
+    <w:p>
+      <w:pPr>
+        <w:pStyle w:val="Default"/>
+      </w:pPr>
+    </w:p>
+    <w:p>
+      <w:pPr>
+        <w:pStyle w:val="Default"/>
+      </w:pPr>
+      <w:r>
+        <w:t>This Notice has also been sent to the following people:</w:t>
+      </w:r>
+    </w:p>
+    <w:p>
+      <w:pPr>
+        <w:pStyle w:val="Default"/>
+      </w:pPr>
+      <w:r>
+        <w:t xml:space="preserve">{% if </w:t>
+      </w:r>
+      <w:proofErr w:type="spellStart"/>
+      <w:r>
+        <w:t>any_property_successors</w:t>
+      </w:r>
+      <w:proofErr w:type="spellEnd"/>
+      <w:r>
+        <w:t xml:space="preserve"> == True  and </w:t>
+      </w:r>
+      <w:proofErr w:type="spellStart"/>
+      <w:r>
+        <w:t>property_successors.number_gathered</w:t>
+      </w:r>
+      <w:proofErr w:type="spellEnd"/>
+      <w:r>
+        <w:t>() != 0 %}</w:t>
+      </w:r>
+    </w:p>
+    <w:p>
+      <w:pPr>
+        <w:pStyle w:val="Default"/>
+      </w:pPr>
+      <w:r>
+        <w:t xml:space="preserve">{% for person in </w:t>
+      </w:r>
+      <w:proofErr w:type="spellStart"/>
+      <w:r>
+        <w:t>property_successors</w:t>
+      </w:r>
+      <w:proofErr w:type="spellEnd"/>
+      <w:r>
+        <w:t xml:space="preserve"> %}</w:t>
+      </w:r>
+    </w:p>
+    <w:p>
+      <w:pPr>
+        <w:pStyle w:val="Default"/>
+      </w:pPr>
       <w:r>
         <w:t xml:space="preserve">{{ </w:t>
       </w:r>
       <w:proofErr w:type="spellStart"/>
       <w:r>
-        <w:t>user.</w:t>
-      </w:r>
-      <w:r>
-        <w:t>name</w:t>
-      </w:r>
-      <w:proofErr w:type="gramEnd"/>
-      <w:r>
-        <w:t>_</w:t>
-      </w:r>
-      <w:proofErr w:type="gramStart"/>
-      <w:r>
-        <w:t>full</w:t>
+        <w:t>person.</w:t>
+      </w:r>
+      <w:r>
+        <w:t>name_full</w:t>
       </w:r>
       <w:proofErr w:type="spellEnd"/>
       <w:r>
         <w:t>()</w:t>
       </w:r>
       <w:r>
-        <w:t xml:space="preserve"> }</w:t>
-      </w:r>
-      <w:proofErr w:type="gramEnd"/>
-      <w:r>
-        <w:t>}</w:t>
+        <w:t xml:space="preserve"> }}</w:t>
+      </w:r>
+    </w:p>
+    <w:p>
+      <w:pPr>
+        <w:pStyle w:val="Default"/>
+      </w:pPr>
+      <w:r>
+        <w:t xml:space="preserve">{% if </w:t>
+      </w:r>
+      <w:proofErr w:type="spellStart"/>
+      <w:r>
+        <w:t>person.in_america</w:t>
+      </w:r>
+      <w:proofErr w:type="spellEnd"/>
+      <w:r>
+        <w:t xml:space="preserve"> == True %}</w:t>
+      </w:r>
+      <w:r>
+        <w:t xml:space="preserve">{{ </w:t>
+      </w:r>
+      <w:proofErr w:type="spellStart"/>
+      <w:r>
+        <w:t>person.address.</w:t>
+      </w:r>
+      <w:r>
+        <w:t>on_one_line</w:t>
+      </w:r>
+      <w:proofErr w:type="spellEnd"/>
+      <w:r>
+        <w:t>(bare=”True”</w:t>
+      </w:r>
+      <w:r>
+        <w:t>)}}</w:t>
+      </w:r>
+      <w:r>
+        <w:t>{% else %}{{person.intl_address_1}}, {{person.intl_address_2}}{% endif %}</w:t>
+      </w:r>
+    </w:p>
+    <w:p>
+      <w:pPr>
+        <w:pStyle w:val="Default"/>
+      </w:pPr>
+    </w:p>
+    <w:p>
+      <w:pPr>
+        <w:pStyle w:val="Default"/>
+      </w:pPr>
+      <w:r>
+        <w:t xml:space="preserve">{% </w:t>
+      </w:r>
+      <w:proofErr w:type="spellStart"/>
+      <w:r>
+        <w:t>endfor</w:t>
+      </w:r>
+      <w:proofErr w:type="spellEnd"/>
+      <w:r>
+        <w:t xml:space="preserve"> %}{% endif %}</w:t>
+      </w:r>
+      <w:r>
+        <w:t xml:space="preserve">{% if </w:t>
+      </w:r>
+      <w:proofErr w:type="spellStart"/>
+      <w:r>
+        <w:t>property_successors.number_gathered</w:t>
+      </w:r>
+      <w:proofErr w:type="spellEnd"/>
+      <w:r>
+        <w:t xml:space="preserve">() </w:t>
+      </w:r>
+      <w:r>
+        <w:t>&lt; 4 %}</w:t>
+      </w:r>
+    </w:p>
+    <w:p>
+      <w:pPr>
+        <w:pStyle w:val="Default"/>
+      </w:pPr>
+      <w:r>
+        <w:t>Name:    ______________________________________________________</w:t>
       </w:r>
     </w:p>
     <w:p>
       <w:pPr>
         <w:pStyle w:val="CM2"/>
       </w:pPr>
-      <w:proofErr w:type="gramStart"/>
-      <w:r>
-        <w:t xml:space="preserve">{{ </w:t>
+    </w:p>
+    <w:p>
+      <w:pPr>
+        <w:pStyle w:val="Default"/>
+      </w:pPr>
+      <w:r>
+        <w:t>Address:______________________________________________________</w:t>
+      </w:r>
+    </w:p>
+    <w:p>
+      <w:pPr>
+        <w:pStyle w:val="Default"/>
+      </w:pPr>
+      <w:r>
+        <w:t xml:space="preserve">{% endif %}{% if </w:t>
       </w:r>
       <w:proofErr w:type="spellStart"/>
       <w:r>
-        <w:t>user</w:t>
-      </w:r>
-      <w:proofErr w:type="gramEnd"/>
-      <w:r>
-        <w:t>.</w:t>
-      </w:r>
-      <w:proofErr w:type="gramStart"/>
-      <w:r>
-        <w:t>address.line</w:t>
-      </w:r>
-      <w:proofErr w:type="gramEnd"/>
-      <w:r>
-        <w:t>_one</w:t>
+        <w:t>property_successors.number_gathered</w:t>
       </w:r>
       <w:proofErr w:type="spellEnd"/>
       <w:r>
-        <w:t>(</w:t>
-      </w:r>
-      <w:r>
-        <w:t>bare="True"</w:t>
-      </w:r>
-      <w:proofErr w:type="gramStart"/>
-      <w:r>
-        <w:t>) }</w:t>
-      </w:r>
-      <w:proofErr w:type="gramEnd"/>
-      <w:r>
-        <w:t>}</w:t>
+        <w:t>() &lt; 3 %}</w:t>
+      </w:r>
+    </w:p>
+    <w:p>
+      <w:pPr>
+        <w:pStyle w:val="Default"/>
+      </w:pPr>
+    </w:p>
+    <w:p>
+      <w:pPr>
+        <w:pStyle w:val="Default"/>
+      </w:pPr>
+      <w:r>
+        <w:t>Name:    ______________________________________________________</w:t>
       </w:r>
     </w:p>
     <w:p>
       <w:pPr>
         <w:pStyle w:val="CM2"/>
       </w:pPr>
-      <w:proofErr w:type="gramStart"/>
-      <w:r>
-        <w:t xml:space="preserve">{{ </w:t>
+    </w:p>
+    <w:p>
+      <w:pPr>
+        <w:pStyle w:val="Default"/>
+      </w:pPr>
+      <w:r>
+        <w:t>Address:______________________________________________________</w:t>
+      </w:r>
+    </w:p>
+    <w:p>
+      <w:pPr>
+        <w:pStyle w:val="Default"/>
+      </w:pPr>
+      <w:r>
+        <w:t xml:space="preserve">{% endif %}{% if </w:t>
       </w:r>
       <w:proofErr w:type="spellStart"/>
       <w:r>
-        <w:t>user</w:t>
-      </w:r>
-      <w:proofErr w:type="gramEnd"/>
-      <w:r>
-        <w:t>.</w:t>
-      </w:r>
-      <w:proofErr w:type="gramStart"/>
-      <w:r>
-        <w:t>address.line</w:t>
-      </w:r>
-      <w:proofErr w:type="gramEnd"/>
-      <w:r>
-        <w:t>_</w:t>
-      </w:r>
-      <w:proofErr w:type="gramStart"/>
-      <w:r>
-        <w:t>two</w:t>
+        <w:t>property_successors.number_gathered</w:t>
       </w:r>
       <w:proofErr w:type="spellEnd"/>
       <w:r>
-        <w:t>() }</w:t>
-      </w:r>
-      <w:proofErr w:type="gramEnd"/>
-      <w:r>
-        <w:t>}</w:t>
-      </w:r>
-    </w:p>
-    <w:p>
-      <w:pPr>
-        <w:pStyle w:val="Default"/>
-      </w:pPr>
-    </w:p>
-    <w:p>
-      <w:pPr>
-        <w:pStyle w:val="Default"/>
-      </w:pPr>
-    </w:p>
-    <w:p>
-      <w:pPr>
-        <w:pStyle w:val="Default"/>
-      </w:pPr>
-      <w:r>
-        <w:t>This Notice has also been sent to the following people:</w:t>
-      </w:r>
-    </w:p>
-    <w:p>
-      <w:pPr>
-        <w:pStyle w:val="Default"/>
-      </w:pPr>
-      <w:r>
-        <w:t xml:space="preserve">{% if </w:t>
+        <w:t>() &lt; 2 %}</w:t>
+      </w:r>
+    </w:p>
+    <w:p>
+      <w:pPr>
+        <w:pStyle w:val="Default"/>
+      </w:pPr>
+    </w:p>
+    <w:p>
+      <w:pPr>
+        <w:pStyle w:val="Default"/>
+      </w:pPr>
+      <w:r>
+        <w:t>Name:    ______________________________________________________</w:t>
+      </w:r>
+    </w:p>
+    <w:p>
+      <w:pPr>
+        <w:pStyle w:val="CM2"/>
+      </w:pPr>
+    </w:p>
+    <w:p>
+      <w:pPr>
+        <w:pStyle w:val="Default"/>
+      </w:pPr>
+      <w:r>
+        <w:t>Address:______________________________________________________</w:t>
+      </w:r>
+    </w:p>
+    <w:p>
+      <w:pPr>
+        <w:pStyle w:val="Default"/>
+      </w:pPr>
+      <w:r>
+        <w:t xml:space="preserve">{% endif %}{% if </w:t>
       </w:r>
       <w:proofErr w:type="spellStart"/>
       <w:r>
-        <w:t>any_property_successors</w:t>
+        <w:t>property_successors.number_gathered</w:t>
       </w:r>
       <w:proofErr w:type="spellEnd"/>
       <w:r>
-        <w:t xml:space="preserve"> == </w:t>
-      </w:r>
-      <w:proofErr w:type="gramStart"/>
-      <w:r>
-        <w:t>True  and</w:t>
-      </w:r>
-      <w:proofErr w:type="gramEnd"/>
-      <w:r>
-        <w:t xml:space="preserve"> </w:t>
-      </w:r>
-      <w:proofErr w:type="spellStart"/>
-      <w:r>
-        <w:t>property_</w:t>
-      </w:r>
-      <w:proofErr w:type="gramStart"/>
-      <w:r>
-        <w:t>successors.number</w:t>
-      </w:r>
-      <w:proofErr w:type="gramEnd"/>
-      <w:r>
-        <w:t>_</w:t>
-      </w:r>
-      <w:proofErr w:type="gramStart"/>
-      <w:r>
-        <w:t>gathered</w:t>
-      </w:r>
-      <w:proofErr w:type="spellEnd"/>
-      <w:r>
-        <w:t>() !</w:t>
-      </w:r>
-      <w:proofErr w:type="gramEnd"/>
-      <w:r>
-        <w:t xml:space="preserve">= </w:t>
-      </w:r>
-      <w:proofErr w:type="gramStart"/>
-      <w:r>
-        <w:t>0 %}</w:t>
-      </w:r>
-      <w:proofErr w:type="gramEnd"/>
-    </w:p>
-    <w:p>
-      <w:pPr>
-        <w:pStyle w:val="Default"/>
-      </w:pPr>
-      <w:r>
-        <w:t xml:space="preserve">{% for person in </w:t>
-      </w:r>
-      <w:proofErr w:type="spellStart"/>
-      <w:r>
-        <w:t>property_</w:t>
-      </w:r>
-      <w:proofErr w:type="gramStart"/>
-      <w:r>
-        <w:t>successors</w:t>
-      </w:r>
-      <w:proofErr w:type="spellEnd"/>
-      <w:r>
-        <w:t xml:space="preserve"> %}</w:t>
-      </w:r>
-      <w:proofErr w:type="gramEnd"/>
-    </w:p>
-    <w:p>
-      <w:pPr>
-        <w:pStyle w:val="Default"/>
-      </w:pPr>
-      <w:proofErr w:type="gramStart"/>
-      <w:r>
-        <w:t xml:space="preserve">{{ </w:t>
-      </w:r>
-      <w:proofErr w:type="spellStart"/>
-      <w:r>
-        <w:t>person.</w:t>
-      </w:r>
-      <w:r>
-        <w:t>name</w:t>
-      </w:r>
-      <w:proofErr w:type="gramEnd"/>
-      <w:r>
-        <w:t>_</w:t>
-      </w:r>
-      <w:proofErr w:type="gramStart"/>
-      <w:r>
-        <w:t>full</w:t>
-      </w:r>
-      <w:proofErr w:type="spellEnd"/>
-      <w:r>
-        <w:t>()</w:t>
-      </w:r>
-      <w:r>
-        <w:t xml:space="preserve"> }</w:t>
-      </w:r>
-      <w:proofErr w:type="gramEnd"/>
-      <w:r>
-        <w:t>}</w:t>
-      </w:r>
-    </w:p>
-    <w:p>
-      <w:pPr>
-        <w:pStyle w:val="Default"/>
-      </w:pPr>
-      <w:r>
-        <w:t xml:space="preserve">{% if </w:t>
-      </w:r>
-      <w:proofErr w:type="spellStart"/>
-      <w:r>
-        <w:t>person.in_america</w:t>
-      </w:r>
-      <w:proofErr w:type="spellEnd"/>
-      <w:r>
-        <w:t xml:space="preserve"> == True </w:t>
-      </w:r>
-      <w:proofErr w:type="gramStart"/>
-      <w:r>
-        <w:t>%}</w:t>
-      </w:r>
-      <w:r>
-        <w:t xml:space="preserve">{{ </w:t>
-      </w:r>
-      <w:proofErr w:type="spellStart"/>
-      <w:r>
-        <w:t>person</w:t>
-      </w:r>
-      <w:proofErr w:type="gramEnd"/>
-      <w:r>
-        <w:t>.</w:t>
-      </w:r>
-      <w:proofErr w:type="gramStart"/>
-      <w:r>
-        <w:t>address.</w:t>
-      </w:r>
-      <w:r>
-        <w:t>on</w:t>
-      </w:r>
-      <w:proofErr w:type="gramEnd"/>
-      <w:r>
-        <w:t>_one_line</w:t>
-      </w:r>
-      <w:proofErr w:type="spellEnd"/>
-      <w:r>
-        <w:t>(bare</w:t>
-      </w:r>
-      <w:proofErr w:type="gramStart"/>
-      <w:r>
-        <w:t>=”True</w:t>
-      </w:r>
-      <w:proofErr w:type="gramEnd"/>
-      <w:r>
-        <w:t>”</w:t>
-      </w:r>
-      <w:r>
-        <w:t>)</w:t>
-      </w:r>
-      <w:proofErr w:type="gramStart"/>
-      <w:r>
-        <w:t>}}</w:t>
-      </w:r>
-      <w:r>
-        <w:t>{</w:t>
-      </w:r>
-      <w:proofErr w:type="gramEnd"/>
-      <w:r>
-        <w:t xml:space="preserve">% else </w:t>
-      </w:r>
-      <w:proofErr w:type="gramStart"/>
-      <w:r>
-        <w:t>%}{</w:t>
-      </w:r>
-      <w:proofErr w:type="gramEnd"/>
-      <w:r>
-        <w:t>{</w:t>
-      </w:r>
-      <w:proofErr w:type="gramStart"/>
-      <w:r>
-        <w:t>person.intl</w:t>
-      </w:r>
-      <w:proofErr w:type="gramEnd"/>
-      <w:r>
-        <w:t>_address_1}}, {{</w:t>
-      </w:r>
-      <w:proofErr w:type="gramStart"/>
-      <w:r>
-        <w:t>person.intl</w:t>
-      </w:r>
-      <w:proofErr w:type="gramEnd"/>
-      <w:r>
-        <w:t>_address_2</w:t>
-      </w:r>
-      <w:proofErr w:type="gramStart"/>
-      <w:r>
-        <w:t>}}{</w:t>
-      </w:r>
-      <w:proofErr w:type="gramEnd"/>
-      <w:r>
-        <w:t>% endif %}</w:t>
-      </w:r>
-    </w:p>
-    <w:p>
-      <w:pPr>
-        <w:pStyle w:val="Default"/>
-      </w:pPr>
-    </w:p>
-    <w:p>
-      <w:pPr>
-        <w:pStyle w:val="Default"/>
-      </w:pPr>
-      <w:r>
-        <w:t xml:space="preserve">{% </w:t>
-      </w:r>
-      <w:proofErr w:type="spellStart"/>
-      <w:r>
-        <w:t>endfor</w:t>
-      </w:r>
-      <w:proofErr w:type="spellEnd"/>
-      <w:r>
-        <w:t xml:space="preserve"> </w:t>
-      </w:r>
-      <w:proofErr w:type="gramStart"/>
-      <w:r>
-        <w:t>%}{</w:t>
-      </w:r>
-      <w:proofErr w:type="gramEnd"/>
-      <w:r>
-        <w:t xml:space="preserve">% endif </w:t>
-      </w:r>
-      <w:proofErr w:type="gramStart"/>
-      <w:r>
-        <w:t>%}</w:t>
-      </w:r>
-      <w:r>
-        <w:t>{</w:t>
-      </w:r>
-      <w:proofErr w:type="gramEnd"/>
-      <w:r>
-        <w:t xml:space="preserve">% if </w:t>
-      </w:r>
-      <w:proofErr w:type="spellStart"/>
-      <w:r>
-        <w:t>property_</w:t>
-      </w:r>
-      <w:proofErr w:type="gramStart"/>
-      <w:r>
-        <w:t>successors.number</w:t>
-      </w:r>
-      <w:proofErr w:type="gramEnd"/>
-      <w:r>
-        <w:t>_</w:t>
-      </w:r>
-      <w:proofErr w:type="gramStart"/>
-      <w:r>
-        <w:t>gathered</w:t>
-      </w:r>
-      <w:proofErr w:type="spellEnd"/>
-      <w:r>
-        <w:t>(</w:t>
-      </w:r>
-      <w:proofErr w:type="gramEnd"/>
-      <w:r>
-        <w:t xml:space="preserve">) </w:t>
-      </w:r>
-      <w:r>
-        <w:t xml:space="preserve">&lt; </w:t>
-      </w:r>
-      <w:proofErr w:type="gramStart"/>
-      <w:r>
-        <w:t>4 %}</w:t>
-      </w:r>
-      <w:proofErr w:type="gramEnd"/>
-    </w:p>
-    <w:p>
-      <w:pPr>
-        <w:pStyle w:val="Default"/>
-      </w:pPr>
-      <w:r>
-        <w:t>Name:    ______________________________________________________</w:t>
-      </w:r>
-    </w:p>
-    <w:p>
-      <w:pPr>
-        <w:pStyle w:val="CM2"/>
-      </w:pPr>
-    </w:p>
-    <w:p>
-      <w:pPr>
-        <w:pStyle w:val="Default"/>
-      </w:pPr>
-      <w:proofErr w:type="gramStart"/>
-      <w:r>
-        <w:t>Address:_</w:t>
-      </w:r>
-      <w:proofErr w:type="gramEnd"/>
-      <w:r>
-        <w:t>_____________________________________________________</w:t>
-      </w:r>
-    </w:p>
-    <w:p>
-      <w:pPr>
-        <w:pStyle w:val="Default"/>
-      </w:pPr>
-      <w:r>
-        <w:t xml:space="preserve">{% endif </w:t>
-      </w:r>
-      <w:proofErr w:type="gramStart"/>
-      <w:r>
-        <w:t>%}{</w:t>
-      </w:r>
-      <w:proofErr w:type="gramEnd"/>
-      <w:r>
-        <w:t xml:space="preserve">% if </w:t>
-      </w:r>
-      <w:proofErr w:type="spellStart"/>
-      <w:r>
-        <w:t>property_</w:t>
-      </w:r>
-      <w:proofErr w:type="gramStart"/>
-      <w:r>
-        <w:t>successors.number</w:t>
-      </w:r>
-      <w:proofErr w:type="gramEnd"/>
-      <w:r>
-        <w:t>_</w:t>
-      </w:r>
-      <w:proofErr w:type="gramStart"/>
-      <w:r>
-        <w:t>gathered</w:t>
-      </w:r>
-      <w:proofErr w:type="spellEnd"/>
-      <w:r>
-        <w:t>(</w:t>
-      </w:r>
-      <w:proofErr w:type="gramEnd"/>
-      <w:r>
-        <w:t xml:space="preserve">) &lt; </w:t>
-      </w:r>
-      <w:proofErr w:type="gramStart"/>
-      <w:r>
-        <w:t>3 %}</w:t>
-      </w:r>
-      <w:proofErr w:type="gramEnd"/>
-    </w:p>
-    <w:p>
-      <w:pPr>
-        <w:pStyle w:val="Default"/>
-      </w:pPr>
-    </w:p>
-    <w:p>
-      <w:pPr>
-        <w:pStyle w:val="Default"/>
-      </w:pPr>
-      <w:r>
-        <w:t>Name:    ______________________________________________________</w:t>
-      </w:r>
-    </w:p>
-    <w:p>
-      <w:pPr>
-        <w:pStyle w:val="CM2"/>
-      </w:pPr>
-    </w:p>
-    <w:p>
-      <w:pPr>
-        <w:pStyle w:val="Default"/>
-      </w:pPr>
-      <w:proofErr w:type="gramStart"/>
-      <w:r>
-        <w:t>Address:_</w:t>
-      </w:r>
-      <w:proofErr w:type="gramEnd"/>
-      <w:r>
-        <w:t>_____________________________________________________</w:t>
-      </w:r>
-    </w:p>
-    <w:p>
-      <w:pPr>
-        <w:pStyle w:val="Default"/>
-      </w:pPr>
-      <w:r>
-        <w:t xml:space="preserve">{% endif </w:t>
-      </w:r>
-      <w:proofErr w:type="gramStart"/>
-      <w:r>
-        <w:t>%}{</w:t>
-      </w:r>
-      <w:proofErr w:type="gramEnd"/>
-      <w:r>
-        <w:t xml:space="preserve">% if </w:t>
-      </w:r>
-      <w:proofErr w:type="spellStart"/>
-      <w:r>
-        <w:t>property_</w:t>
-      </w:r>
-      <w:proofErr w:type="gramStart"/>
-      <w:r>
-        <w:t>successors.number</w:t>
-      </w:r>
-      <w:proofErr w:type="gramEnd"/>
-      <w:r>
-        <w:t>_</w:t>
-      </w:r>
-      <w:proofErr w:type="gramStart"/>
-      <w:r>
-        <w:t>gathered</w:t>
-      </w:r>
-      <w:proofErr w:type="spellEnd"/>
-      <w:r>
-        <w:t>(</w:t>
-      </w:r>
-      <w:proofErr w:type="gramEnd"/>
-      <w:r>
-        <w:t xml:space="preserve">) &lt; </w:t>
-      </w:r>
-      <w:proofErr w:type="gramStart"/>
-      <w:r>
-        <w:t>2 %}</w:t>
-      </w:r>
-      <w:proofErr w:type="gramEnd"/>
-    </w:p>
-    <w:p>
-      <w:pPr>
-        <w:pStyle w:val="Default"/>
-      </w:pPr>
-    </w:p>
-    <w:p>
-      <w:pPr>
-        <w:pStyle w:val="Default"/>
-      </w:pPr>
-      <w:r>
-        <w:t>Name:    ______________________________________________________</w:t>
-      </w:r>
-    </w:p>
-    <w:p>
-      <w:pPr>
-        <w:pStyle w:val="CM2"/>
-      </w:pPr>
-    </w:p>
-    <w:p>
-      <w:pPr>
-        <w:pStyle w:val="Default"/>
-      </w:pPr>
-      <w:proofErr w:type="gramStart"/>
-      <w:r>
-        <w:t>Address:_</w:t>
-      </w:r>
-      <w:proofErr w:type="gramEnd"/>
-      <w:r>
-        <w:t>_____________________________________________________</w:t>
-      </w:r>
-    </w:p>
-    <w:p>
-      <w:pPr>
-        <w:pStyle w:val="Default"/>
-      </w:pPr>
-      <w:r>
-        <w:t xml:space="preserve">{% endif </w:t>
-      </w:r>
-      <w:proofErr w:type="gramStart"/>
-      <w:r>
-        <w:t>%}{</w:t>
-      </w:r>
-      <w:proofErr w:type="gramEnd"/>
-      <w:r>
-        <w:t xml:space="preserve">% if </w:t>
-      </w:r>
-      <w:proofErr w:type="spellStart"/>
-      <w:r>
-        <w:t>property_</w:t>
-      </w:r>
-      <w:proofErr w:type="gramStart"/>
-      <w:r>
-        <w:t>successors.number</w:t>
-      </w:r>
-      <w:proofErr w:type="gramEnd"/>
-      <w:r>
-        <w:t>_</w:t>
-      </w:r>
-      <w:proofErr w:type="gramStart"/>
-      <w:r>
-        <w:t>gathered</w:t>
-      </w:r>
-      <w:proofErr w:type="spellEnd"/>
-      <w:r>
-        <w:t>(</w:t>
-      </w:r>
-      <w:proofErr w:type="gramEnd"/>
-      <w:r>
-        <w:t xml:space="preserve">) == </w:t>
-      </w:r>
-      <w:proofErr w:type="gramStart"/>
-      <w:r>
-        <w:t>0 %}</w:t>
-      </w:r>
-      <w:proofErr w:type="gramEnd"/>
+        <w:t>() == 0 %}</w:t>
+      </w:r>
     </w:p>
     <w:p>
       <w:pPr>
@@ -1000,27 +564,9 @@
       <w:pPr>
         <w:pStyle w:val="Default"/>
       </w:pPr>
-      <w:proofErr w:type="gramStart"/>
-      <w:r>
-        <w:t>Address:_</w:t>
-      </w:r>
-      <w:proofErr w:type="gramEnd"/>
-      <w:r>
-        <w:t>____________________________________________________</w:t>
-      </w:r>
-      <w:proofErr w:type="gramStart"/>
-      <w:r>
-        <w:t>_{</w:t>
-      </w:r>
-      <w:proofErr w:type="gramEnd"/>
-      <w:r>
-        <w:t xml:space="preserve">% </w:t>
-      </w:r>
-      <w:proofErr w:type="gramStart"/>
-      <w:r>
-        <w:t>endif %}</w:t>
-      </w:r>
-      <w:proofErr w:type="gramEnd"/>
+      <w:r>
+        <w:t>Address:______________________________________________________{% endif %}</w:t>
+      </w:r>
     </w:p>
     <w:p>
       <w:pPr>
